--- a/A题/设备检测.docx
+++ b/A题/设备检测.docx
@@ -1,6 +1,6 @@
 
 <file path=word/document.xml><?xml version="1.0" encoding="utf-8"?>
-<w:document xmlns:wpc="http://schemas.microsoft.com/office/word/2010/wordprocessingCanvas" xmlns:cx="http://schemas.microsoft.com/office/drawing/2014/chartex" xmlns:cx1="http://schemas.microsoft.com/office/drawing/2015/9/8/chartex" xmlns:cx2="http://schemas.microsoft.com/office/drawing/2015/10/21/chartex" xmlns:cx3="http://schemas.microsoft.com/office/drawing/2016/5/9/chartex" xmlns:cx4="http://schemas.microsoft.com/office/drawing/2016/5/10/chartex" xmlns:cx5="http://schemas.microsoft.com/office/drawing/2016/5/11/chartex" xmlns:cx6="http://schemas.microsoft.com/office/drawing/2016/5/12/chartex" xmlns:cx7="http://schemas.microsoft.com/office/drawing/2016/5/13/chartex" xmlns:cx8="http://schemas.microsoft.com/office/drawing/2016/5/14/chartex" xmlns:mc="http://schemas.openxmlformats.org/markup-compatibility/2006" xmlns:aink="http://schemas.microsoft.com/office/drawing/2016/ink" xmlns:am3d="http://schemas.microsoft.com/office/drawing/2017/model3d" xmlns:o="urn:schemas-microsoft-com:office:office" xmlns:oel="http://schemas.microsoft.com/office/2019/extlst" xmlns:r="http://schemas.openxmlformats.org/officeDocument/2006/relationships" xmlns:m="http://schemas.openxmlformats.org/officeDocument/2006/math" xmlns:v="urn:schemas-microsoft-com:vml" xmlns:wp14="http://schemas.microsoft.com/office/word/2010/wordprocessingDrawing" xmlns:wp="http://schemas.openxmlformats.org/drawingml/2006/wordprocessingDrawing" xmlns:w10="urn:schemas-microsoft-com:office:word" xmlns:w="http://schemas.openxmlformats.org/wordprocessingml/2006/main" xmlns:w14="http://schemas.microsoft.com/office/word/2010/wordml" xmlns:w15="http://schemas.microsoft.com/office/word/2012/wordml" xmlns:w16cex="http://schemas.microsoft.com/office/word/2018/wordml/cex" xmlns:w16cid="http://schemas.microsoft.com/office/word/2016/wordml/cid" xmlns:w16="http://schemas.microsoft.com/office/word/2018/wordml" xmlns:w16sdtdh="http://schemas.microsoft.com/office/word/2020/wordml/sdtdatahash" xmlns:w16se="http://schemas.microsoft.com/office/word/2015/wordml/symex" xmlns:wpg="http://schemas.microsoft.com/office/word/2010/wordprocessingGroup" xmlns:wpi="http://schemas.microsoft.com/office/word/2010/wordprocessingInk" xmlns:wne="http://schemas.microsoft.com/office/word/2006/wordml" xmlns:wps="http://schemas.microsoft.com/office/word/2010/wordprocessingShape" mc:Ignorable="w14 w15 w16se w16cid w16 w16cex w16sdtdh wp14">
+<w:document xmlns:wpc="http://schemas.microsoft.com/office/word/2010/wordprocessingCanvas" xmlns:cx="http://schemas.microsoft.com/office/drawing/2014/chartex" xmlns:cx1="http://schemas.microsoft.com/office/drawing/2015/9/8/chartex" xmlns:cx2="http://schemas.microsoft.com/office/drawing/2015/10/21/chartex" xmlns:cx3="http://schemas.microsoft.com/office/drawing/2016/5/9/chartex" xmlns:cx4="http://schemas.microsoft.com/office/drawing/2016/5/10/chartex" xmlns:cx5="http://schemas.microsoft.com/office/drawing/2016/5/11/chartex" xmlns:cx6="http://schemas.microsoft.com/office/drawing/2016/5/12/chartex" xmlns:cx7="http://schemas.microsoft.com/office/drawing/2016/5/13/chartex" xmlns:cx8="http://schemas.microsoft.com/office/drawing/2016/5/14/chartex" xmlns:mc="http://schemas.openxmlformats.org/markup-compatibility/2006" xmlns:aink="http://schemas.microsoft.com/office/drawing/2016/ink" xmlns:am3d="http://schemas.microsoft.com/office/drawing/2017/model3d" xmlns:o="urn:schemas-microsoft-com:office:office" xmlns:oel="http://schemas.microsoft.com/office/2019/extlst" xmlns:r="http://schemas.openxmlformats.org/officeDocument/2006/relationships" xmlns:m="http://schemas.openxmlformats.org/officeDocument/2006/math" xmlns:v="urn:schemas-microsoft-com:vml" xmlns:wp14="http://schemas.microsoft.com/office/word/2010/wordprocessingDrawing" xmlns:wp="http://schemas.openxmlformats.org/drawingml/2006/wordprocessingDrawing" xmlns:w10="urn:schemas-microsoft-com:office:word" xmlns:w="http://schemas.openxmlformats.org/wordprocessingml/2006/main" xmlns:w14="http://schemas.microsoft.com/office/word/2010/wordml" xmlns:w15="http://schemas.microsoft.com/office/word/2012/wordml" xmlns:w16cex="http://schemas.microsoft.com/office/word/2018/wordml/cex" xmlns:w16cid="http://schemas.microsoft.com/office/word/2016/wordml/cid" xmlns:w16="http://schemas.microsoft.com/office/word/2018/wordml" xmlns:w16du="http://schemas.microsoft.com/office/word/2023/wordml/word16du" xmlns:w16sdtdh="http://schemas.microsoft.com/office/word/2020/wordml/sdtdatahash" xmlns:w16sdtfl="http://schemas.microsoft.com/office/word/2024/wordml/sdtformatlock" xmlns:w16se="http://schemas.microsoft.com/office/word/2015/wordml/symex" xmlns:wpg="http://schemas.microsoft.com/office/word/2010/wordprocessingGroup" xmlns:wpi="http://schemas.microsoft.com/office/word/2010/wordprocessingInk" xmlns:wne="http://schemas.microsoft.com/office/word/2006/wordml" xmlns:wps="http://schemas.microsoft.com/office/word/2010/wordprocessingShape" mc:Ignorable="w14 w15 w16se w16cid w16 w16cex w16sdtdh w16sdtfl w16du wp14">
   <w:body>
     <w:p>
       <w:pPr>
@@ -125,7 +125,7 @@
               </wp:anchor>
             </w:drawing>
           </mc:Choice>
-          <mc:Fallback xmlns:w16sdtfl="http://schemas.microsoft.com/office/word/2024/wordml/sdtformatlock" xmlns:w16du="http://schemas.microsoft.com/office/word/2023/wordml/word16du">
+          <mc:Fallback>
             <w:pict>
               <v:line w14:anchorId="3036034F" id="直接连接符 2" o:spid="_x0000_s1026" style="position:absolute;z-index:251659264;visibility:visible;mso-wrap-style:square;mso-width-percent:0;mso-height-percent:0;mso-wrap-distance-left:9pt;mso-wrap-distance-top:0;mso-wrap-distance-right:9pt;mso-wrap-distance-bottom:0;mso-position-horizontal:absolute;mso-position-horizontal-relative:text;mso-position-vertical:absolute;mso-position-vertical-relative:text;mso-width-percent:0;mso-height-percent:0;mso-width-relative:page;mso-height-relative:page" from="-5.75pt,15.15pt" to="438.3pt,15.15pt" o:gfxdata="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" strokeweight="4.5pt">
                 <v:stroke linestyle="thinThick"/>
@@ -618,7 +618,28 @@
           <w:szCs w:val="21"/>
           <w:lang w:bidi="ar"/>
         </w:rPr>
-        <w:t>附件1为某工厂2022年4月投用的10台过滤器在2024年4月至2026年4月的透水率检测数据。附件2为这10台过滤器2年内中维护和大维护的记录。</w:t>
+        <w:t>附件1为某工厂2022年4月投用的10台过滤器在2024年4月至2026年4月的透水率检测数据。</w:t>
+      </w:r>
+    </w:p>
+    <w:p>
+      <w:pPr>
+        <w:widowControl/>
+        <w:spacing w:beforeLines="50" w:before="156" w:afterLines="50" w:after="156" w:line="276" w:lineRule="auto"/>
+        <w:ind w:firstLineChars="200" w:firstLine="420"/>
+        <w:jc w:val="left"/>
+        <w:rPr>
+          <w:rFonts w:asciiTheme="minorEastAsia" w:eastAsiaTheme="minorEastAsia" w:hAnsiTheme="minorEastAsia"/>
+          <w:szCs w:val="21"/>
+          <w:lang w:bidi="ar"/>
+        </w:rPr>
+      </w:pPr>
+      <w:r>
+        <w:rPr>
+          <w:rFonts w:asciiTheme="minorEastAsia" w:eastAsiaTheme="minorEastAsia" w:hAnsiTheme="minorEastAsia" w:hint="eastAsia"/>
+          <w:szCs w:val="21"/>
+          <w:lang w:bidi="ar"/>
+        </w:rPr>
+        <w:t>附件2为这10台过滤器2年内中维护和大维护的记录。</w:t>
       </w:r>
       <w:r>
         <w:rPr>
@@ -689,7 +710,83 @@
           <w:rFonts w:asciiTheme="minorEastAsia" w:eastAsiaTheme="minorEastAsia" w:hAnsiTheme="minorEastAsia" w:hint="eastAsia"/>
           <w:szCs w:val="21"/>
         </w:rPr>
-        <w:t>对数据进行处理，并分析数据的周期性、下降趋势和规律，以及不同维护对透水率的影响，给出反应透水率变化的影响指标。</w:t>
+        <w:t>对数据进行处理，并分析</w:t>
+      </w:r>
+    </w:p>
+    <w:p>
+      <w:pPr>
+        <w:widowControl/>
+        <w:spacing w:beforeLines="50" w:before="156" w:afterLines="50" w:after="156" w:line="276" w:lineRule="auto"/>
+        <w:ind w:left="420" w:firstLine="420"/>
+        <w:jc w:val="left"/>
+        <w:rPr>
+          <w:rFonts w:asciiTheme="minorEastAsia" w:eastAsiaTheme="minorEastAsia" w:hAnsiTheme="minorEastAsia"/>
+          <w:szCs w:val="21"/>
+        </w:rPr>
+      </w:pPr>
+      <w:r>
+        <w:rPr>
+          <w:rFonts w:asciiTheme="minorEastAsia" w:eastAsiaTheme="minorEastAsia" w:hAnsiTheme="minorEastAsia" w:hint="eastAsia"/>
+          <w:szCs w:val="21"/>
+        </w:rPr>
+        <w:t>数据的周期性、</w:t>
+      </w:r>
+    </w:p>
+    <w:p>
+      <w:pPr>
+        <w:widowControl/>
+        <w:spacing w:beforeLines="50" w:before="156" w:afterLines="50" w:after="156" w:line="276" w:lineRule="auto"/>
+        <w:ind w:left="420" w:firstLine="420"/>
+        <w:jc w:val="left"/>
+        <w:rPr>
+          <w:rFonts w:asciiTheme="minorEastAsia" w:eastAsiaTheme="minorEastAsia" w:hAnsiTheme="minorEastAsia"/>
+          <w:szCs w:val="21"/>
+        </w:rPr>
+      </w:pPr>
+      <w:r>
+        <w:rPr>
+          <w:rFonts w:asciiTheme="minorEastAsia" w:eastAsiaTheme="minorEastAsia" w:hAnsiTheme="minorEastAsia" w:hint="eastAsia"/>
+          <w:szCs w:val="21"/>
+        </w:rPr>
+        <w:t>下降趋势和规律，</w:t>
+      </w:r>
+    </w:p>
+    <w:p>
+      <w:pPr>
+        <w:widowControl/>
+        <w:spacing w:beforeLines="50" w:before="156" w:afterLines="50" w:after="156" w:line="276" w:lineRule="auto"/>
+        <w:ind w:left="420" w:firstLine="420"/>
+        <w:jc w:val="left"/>
+        <w:rPr>
+          <w:rFonts w:asciiTheme="minorEastAsia" w:eastAsiaTheme="minorEastAsia" w:hAnsiTheme="minorEastAsia"/>
+          <w:szCs w:val="21"/>
+        </w:rPr>
+      </w:pPr>
+      <w:r>
+        <w:rPr>
+          <w:rFonts w:asciiTheme="minorEastAsia" w:eastAsiaTheme="minorEastAsia" w:hAnsiTheme="minorEastAsia" w:hint="eastAsia"/>
+          <w:szCs w:val="21"/>
+        </w:rPr>
+        <w:t>以及不同维护对透水率的影响，</w:t>
+      </w:r>
+    </w:p>
+    <w:p>
+      <w:pPr>
+        <w:widowControl/>
+        <w:spacing w:beforeLines="50" w:before="156" w:afterLines="50" w:after="156" w:line="276" w:lineRule="auto"/>
+        <w:ind w:left="840"/>
+        <w:jc w:val="left"/>
+        <w:rPr>
+          <w:rFonts w:asciiTheme="minorEastAsia" w:eastAsiaTheme="minorEastAsia" w:hAnsiTheme="minorEastAsia" w:hint="eastAsia"/>
+          <w:szCs w:val="21"/>
+        </w:rPr>
+      </w:pPr>
+      <w:r>
+        <w:rPr>
+          <w:rFonts w:asciiTheme="minorEastAsia" w:eastAsiaTheme="minorEastAsia" w:hAnsiTheme="minorEastAsia" w:hint="eastAsia"/>
+          <w:szCs w:val="21"/>
+        </w:rPr>
+        <w:t>给出反应透水率变化的影响指标。</w:t>
       </w:r>
     </w:p>
     <w:p>
@@ -807,8 +904,60 @@
           <w:rFonts w:asciiTheme="minorEastAsia" w:eastAsiaTheme="minorEastAsia" w:hAnsiTheme="minorEastAsia" w:hint="eastAsia"/>
           <w:szCs w:val="21"/>
         </w:rPr>
+        <w:lastRenderedPageBreak/>
         <w:t>进一步分析：如果过滤器购买价格或者维护成本出现波动，你们所给的维护方案还是否可行？</w:t>
       </w:r>
+    </w:p>
+    <w:p>
+      <w:pPr>
+        <w:widowControl/>
+        <w:spacing w:beforeLines="50" w:before="156" w:afterLines="50" w:after="156" w:line="276" w:lineRule="auto"/>
+        <w:jc w:val="left"/>
+        <w:rPr>
+          <w:rFonts w:asciiTheme="minorEastAsia" w:eastAsiaTheme="minorEastAsia" w:hAnsiTheme="minorEastAsia"/>
+          <w:szCs w:val="21"/>
+        </w:rPr>
+      </w:pPr>
+    </w:p>
+    <w:p>
+      <w:pPr>
+        <w:widowControl/>
+        <w:spacing w:beforeLines="50" w:before="156" w:afterLines="50" w:after="156" w:line="276" w:lineRule="auto"/>
+        <w:jc w:val="left"/>
+        <w:rPr>
+          <w:rFonts w:asciiTheme="minorEastAsia" w:eastAsiaTheme="minorEastAsia" w:hAnsiTheme="minorEastAsia"/>
+          <w:szCs w:val="21"/>
+        </w:rPr>
+      </w:pPr>
+    </w:p>
+    <w:p>
+      <w:pPr>
+        <w:widowControl/>
+        <w:spacing w:beforeLines="50" w:before="156" w:afterLines="50" w:after="156" w:line="276" w:lineRule="auto"/>
+        <w:jc w:val="left"/>
+        <w:rPr>
+          <w:rFonts w:asciiTheme="minorEastAsia" w:eastAsiaTheme="minorEastAsia" w:hAnsiTheme="minorEastAsia"/>
+          <w:szCs w:val="21"/>
+        </w:rPr>
+      </w:pPr>
+      <w:r>
+        <w:rPr>
+          <w:rFonts w:asciiTheme="minorEastAsia" w:eastAsiaTheme="minorEastAsia" w:hAnsiTheme="minorEastAsia" w:hint="eastAsia"/>
+          <w:szCs w:val="21"/>
+        </w:rPr>
+        <w:t>Q1</w:t>
+      </w:r>
+    </w:p>
+    <w:p>
+      <w:pPr>
+        <w:widowControl/>
+        <w:spacing w:beforeLines="50" w:before="156" w:afterLines="50" w:after="156" w:line="276" w:lineRule="auto"/>
+        <w:jc w:val="left"/>
+        <w:rPr>
+          <w:rFonts w:asciiTheme="minorEastAsia" w:eastAsiaTheme="minorEastAsia" w:hAnsiTheme="minorEastAsia" w:hint="eastAsia"/>
+          <w:szCs w:val="21"/>
+        </w:rPr>
+      </w:pPr>
     </w:p>
     <w:sectPr>
       <w:pgSz w:w="11906" w:h="16838"/>
@@ -821,7 +970,7 @@
 </file>
 
 <file path=word/endnotes.xml><?xml version="1.0" encoding="utf-8"?>
-<w:endnotes xmlns:wpc="http://schemas.microsoft.com/office/word/2010/wordprocessingCanvas" xmlns:cx="http://schemas.microsoft.com/office/drawing/2014/chartex" xmlns:cx1="http://schemas.microsoft.com/office/drawing/2015/9/8/chartex" xmlns:cx2="http://schemas.microsoft.com/office/drawing/2015/10/21/chartex" xmlns:cx3="http://schemas.microsoft.com/office/drawing/2016/5/9/chartex" xmlns:cx4="http://schemas.microsoft.com/office/drawing/2016/5/10/chartex" xmlns:cx5="http://schemas.microsoft.com/office/drawing/2016/5/11/chartex" xmlns:cx6="http://schemas.microsoft.com/office/drawing/2016/5/12/chartex" xmlns:cx7="http://schemas.microsoft.com/office/drawing/2016/5/13/chartex" xmlns:cx8="http://schemas.microsoft.com/office/drawing/2016/5/14/chartex" xmlns:mc="http://schemas.openxmlformats.org/markup-compatibility/2006" xmlns:aink="http://schemas.microsoft.com/office/drawing/2016/ink" xmlns:am3d="http://schemas.microsoft.com/office/drawing/2017/model3d" xmlns:o="urn:schemas-microsoft-com:office:office" xmlns:oel="http://schemas.microsoft.com/office/2019/extlst" xmlns:r="http://schemas.openxmlformats.org/officeDocument/2006/relationships" xmlns:m="http://schemas.openxmlformats.org/officeDocument/2006/math" xmlns:v="urn:schemas-microsoft-com:vml" xmlns:wp14="http://schemas.microsoft.com/office/word/2010/wordprocessingDrawing" xmlns:wp="http://schemas.openxmlformats.org/drawingml/2006/wordprocessingDrawing" xmlns:w10="urn:schemas-microsoft-com:office:word" xmlns:w="http://schemas.openxmlformats.org/wordprocessingml/2006/main" xmlns:w14="http://schemas.microsoft.com/office/word/2010/wordml" xmlns:w15="http://schemas.microsoft.com/office/word/2012/wordml" xmlns:w16cex="http://schemas.microsoft.com/office/word/2018/wordml/cex" xmlns:w16cid="http://schemas.microsoft.com/office/word/2016/wordml/cid" xmlns:w16="http://schemas.microsoft.com/office/word/2018/wordml" xmlns:w16sdtdh="http://schemas.microsoft.com/office/word/2020/wordml/sdtdatahash" xmlns:w16se="http://schemas.microsoft.com/office/word/2015/wordml/symex" xmlns:wpg="http://schemas.microsoft.com/office/word/2010/wordprocessingGroup" xmlns:wpi="http://schemas.microsoft.com/office/word/2010/wordprocessingInk" xmlns:wne="http://schemas.microsoft.com/office/word/2006/wordml" xmlns:wps="http://schemas.microsoft.com/office/word/2010/wordprocessingShape" mc:Ignorable="w14 w15 w16se w16cid w16 w16cex w16sdtdh wp14">
+<w:endnotes xmlns:wpc="http://schemas.microsoft.com/office/word/2010/wordprocessingCanvas" xmlns:cx="http://schemas.microsoft.com/office/drawing/2014/chartex" xmlns:cx1="http://schemas.microsoft.com/office/drawing/2015/9/8/chartex" xmlns:cx2="http://schemas.microsoft.com/office/drawing/2015/10/21/chartex" xmlns:cx3="http://schemas.microsoft.com/office/drawing/2016/5/9/chartex" xmlns:cx4="http://schemas.microsoft.com/office/drawing/2016/5/10/chartex" xmlns:cx5="http://schemas.microsoft.com/office/drawing/2016/5/11/chartex" xmlns:cx6="http://schemas.microsoft.com/office/drawing/2016/5/12/chartex" xmlns:cx7="http://schemas.microsoft.com/office/drawing/2016/5/13/chartex" xmlns:cx8="http://schemas.microsoft.com/office/drawing/2016/5/14/chartex" xmlns:mc="http://schemas.openxmlformats.org/markup-compatibility/2006" xmlns:aink="http://schemas.microsoft.com/office/drawing/2016/ink" xmlns:am3d="http://schemas.microsoft.com/office/drawing/2017/model3d" xmlns:o="urn:schemas-microsoft-com:office:office" xmlns:oel="http://schemas.microsoft.com/office/2019/extlst" xmlns:r="http://schemas.openxmlformats.org/officeDocument/2006/relationships" xmlns:m="http://schemas.openxmlformats.org/officeDocument/2006/math" xmlns:v="urn:schemas-microsoft-com:vml" xmlns:wp14="http://schemas.microsoft.com/office/word/2010/wordprocessingDrawing" xmlns:wp="http://schemas.openxmlformats.org/drawingml/2006/wordprocessingDrawing" xmlns:w10="urn:schemas-microsoft-com:office:word" xmlns:w="http://schemas.openxmlformats.org/wordprocessingml/2006/main" xmlns:w14="http://schemas.microsoft.com/office/word/2010/wordml" xmlns:w15="http://schemas.microsoft.com/office/word/2012/wordml" xmlns:w16cex="http://schemas.microsoft.com/office/word/2018/wordml/cex" xmlns:w16cid="http://schemas.microsoft.com/office/word/2016/wordml/cid" xmlns:w16="http://schemas.microsoft.com/office/word/2018/wordml" xmlns:w16du="http://schemas.microsoft.com/office/word/2023/wordml/word16du" xmlns:w16sdtdh="http://schemas.microsoft.com/office/word/2020/wordml/sdtdatahash" xmlns:w16sdtfl="http://schemas.microsoft.com/office/word/2024/wordml/sdtformatlock" xmlns:w16se="http://schemas.microsoft.com/office/word/2015/wordml/symex" xmlns:wpg="http://schemas.microsoft.com/office/word/2010/wordprocessingGroup" xmlns:wpi="http://schemas.microsoft.com/office/word/2010/wordprocessingInk" xmlns:wne="http://schemas.microsoft.com/office/word/2006/wordml" xmlns:wps="http://schemas.microsoft.com/office/word/2010/wordprocessingShape" mc:Ignorable="w14 w15 w16se w16cid w16 w16cex w16sdtdh w16sdtfl w16du wp14">
   <w:endnote w:type="separator" w:id="-1">
     <w:p>
       <w:r>
@@ -840,7 +989,7 @@
 </file>
 
 <file path=word/footnotes.xml><?xml version="1.0" encoding="utf-8"?>
-<w:footnotes xmlns:wpc="http://schemas.microsoft.com/office/word/2010/wordprocessingCanvas" xmlns:cx="http://schemas.microsoft.com/office/drawing/2014/chartex" xmlns:cx1="http://schemas.microsoft.com/office/drawing/2015/9/8/chartex" xmlns:cx2="http://schemas.microsoft.com/office/drawing/2015/10/21/chartex" xmlns:cx3="http://schemas.microsoft.com/office/drawing/2016/5/9/chartex" xmlns:cx4="http://schemas.microsoft.com/office/drawing/2016/5/10/chartex" xmlns:cx5="http://schemas.microsoft.com/office/drawing/2016/5/11/chartex" xmlns:cx6="http://schemas.microsoft.com/office/drawing/2016/5/12/chartex" xmlns:cx7="http://schemas.microsoft.com/office/drawing/2016/5/13/chartex" xmlns:cx8="http://schemas.microsoft.com/office/drawing/2016/5/14/chartex" xmlns:mc="http://schemas.openxmlformats.org/markup-compatibility/2006" xmlns:aink="http://schemas.microsoft.com/office/drawing/2016/ink" xmlns:am3d="http://schemas.microsoft.com/office/drawing/2017/model3d" xmlns:o="urn:schemas-microsoft-com:office:office" xmlns:oel="http://schemas.microsoft.com/office/2019/extlst" xmlns:r="http://schemas.openxmlformats.org/officeDocument/2006/relationships" xmlns:m="http://schemas.openxmlformats.org/officeDocument/2006/math" xmlns:v="urn:schemas-microsoft-com:vml" xmlns:wp14="http://schemas.microsoft.com/office/word/2010/wordprocessingDrawing" xmlns:wp="http://schemas.openxmlformats.org/drawingml/2006/wordprocessingDrawing" xmlns:w10="urn:schemas-microsoft-com:office:word" xmlns:w="http://schemas.openxmlformats.org/wordprocessingml/2006/main" xmlns:w14="http://schemas.microsoft.com/office/word/2010/wordml" xmlns:w15="http://schemas.microsoft.com/office/word/2012/wordml" xmlns:w16cex="http://schemas.microsoft.com/office/word/2018/wordml/cex" xmlns:w16cid="http://schemas.microsoft.com/office/word/2016/wordml/cid" xmlns:w16="http://schemas.microsoft.com/office/word/2018/wordml" xmlns:w16sdtdh="http://schemas.microsoft.com/office/word/2020/wordml/sdtdatahash" xmlns:w16se="http://schemas.microsoft.com/office/word/2015/wordml/symex" xmlns:wpg="http://schemas.microsoft.com/office/word/2010/wordprocessingGroup" xmlns:wpi="http://schemas.microsoft.com/office/word/2010/wordprocessingInk" xmlns:wne="http://schemas.microsoft.com/office/word/2006/wordml" xmlns:wps="http://schemas.microsoft.com/office/word/2010/wordprocessingShape" mc:Ignorable="w14 w15 w16se w16cid w16 w16cex w16sdtdh wp14">
+<w:footnotes xmlns:wpc="http://schemas.microsoft.com/office/word/2010/wordprocessingCanvas" xmlns:cx="http://schemas.microsoft.com/office/drawing/2014/chartex" xmlns:cx1="http://schemas.microsoft.com/office/drawing/2015/9/8/chartex" xmlns:cx2="http://schemas.microsoft.com/office/drawing/2015/10/21/chartex" xmlns:cx3="http://schemas.microsoft.com/office/drawing/2016/5/9/chartex" xmlns:cx4="http://schemas.microsoft.com/office/drawing/2016/5/10/chartex" xmlns:cx5="http://schemas.microsoft.com/office/drawing/2016/5/11/chartex" xmlns:cx6="http://schemas.microsoft.com/office/drawing/2016/5/12/chartex" xmlns:cx7="http://schemas.microsoft.com/office/drawing/2016/5/13/chartex" xmlns:cx8="http://schemas.microsoft.com/office/drawing/2016/5/14/chartex" xmlns:mc="http://schemas.openxmlformats.org/markup-compatibility/2006" xmlns:aink="http://schemas.microsoft.com/office/drawing/2016/ink" xmlns:am3d="http://schemas.microsoft.com/office/drawing/2017/model3d" xmlns:o="urn:schemas-microsoft-com:office:office" xmlns:oel="http://schemas.microsoft.com/office/2019/extlst" xmlns:r="http://schemas.openxmlformats.org/officeDocument/2006/relationships" xmlns:m="http://schemas.openxmlformats.org/officeDocument/2006/math" xmlns:v="urn:schemas-microsoft-com:vml" xmlns:wp14="http://schemas.microsoft.com/office/word/2010/wordprocessingDrawing" xmlns:wp="http://schemas.openxmlformats.org/drawingml/2006/wordprocessingDrawing" xmlns:w10="urn:schemas-microsoft-com:office:word" xmlns:w="http://schemas.openxmlformats.org/wordprocessingml/2006/main" xmlns:w14="http://schemas.microsoft.com/office/word/2010/wordml" xmlns:w15="http://schemas.microsoft.com/office/word/2012/wordml" xmlns:w16cex="http://schemas.microsoft.com/office/word/2018/wordml/cex" xmlns:w16cid="http://schemas.microsoft.com/office/word/2016/wordml/cid" xmlns:w16="http://schemas.microsoft.com/office/word/2018/wordml" xmlns:w16du="http://schemas.microsoft.com/office/word/2023/wordml/word16du" xmlns:w16sdtdh="http://schemas.microsoft.com/office/word/2020/wordml/sdtdatahash" xmlns:w16sdtfl="http://schemas.microsoft.com/office/word/2024/wordml/sdtformatlock" xmlns:w16se="http://schemas.microsoft.com/office/word/2015/wordml/symex" xmlns:wpg="http://schemas.microsoft.com/office/word/2010/wordprocessingGroup" xmlns:wpi="http://schemas.microsoft.com/office/word/2010/wordprocessingInk" xmlns:wne="http://schemas.microsoft.com/office/word/2006/wordml" xmlns:wps="http://schemas.microsoft.com/office/word/2010/wordprocessingShape" mc:Ignorable="w14 w15 w16se w16cid w16 w16cex w16sdtdh w16sdtfl w16du wp14">
   <w:footnote w:type="separator" w:id="-1">
     <w:p>
       <w:r>
@@ -859,7 +1008,7 @@
 </file>
 
 <file path=word/numbering.xml><?xml version="1.0" encoding="utf-8"?>
-<w:numbering xmlns:wpc="http://schemas.microsoft.com/office/word/2010/wordprocessingCanvas" xmlns:cx="http://schemas.microsoft.com/office/drawing/2014/chartex" xmlns:cx1="http://schemas.microsoft.com/office/drawing/2015/9/8/chartex" xmlns:cx2="http://schemas.microsoft.com/office/drawing/2015/10/21/chartex" xmlns:cx3="http://schemas.microsoft.com/office/drawing/2016/5/9/chartex" xmlns:cx4="http://schemas.microsoft.com/office/drawing/2016/5/10/chartex" xmlns:cx5="http://schemas.microsoft.com/office/drawing/2016/5/11/chartex" xmlns:cx6="http://schemas.microsoft.com/office/drawing/2016/5/12/chartex" xmlns:cx7="http://schemas.microsoft.com/office/drawing/2016/5/13/chartex" xmlns:cx8="http://schemas.microsoft.com/office/drawing/2016/5/14/chartex" xmlns:mc="http://schemas.openxmlformats.org/markup-compatibility/2006" xmlns:aink="http://schemas.microsoft.com/office/drawing/2016/ink" xmlns:am3d="http://schemas.microsoft.com/office/drawing/2017/model3d" xmlns:o="urn:schemas-microsoft-com:office:office" xmlns:oel="http://schemas.microsoft.com/office/2019/extlst" xmlns:r="http://schemas.openxmlformats.org/officeDocument/2006/relationships" xmlns:m="http://schemas.openxmlformats.org/officeDocument/2006/math" xmlns:v="urn:schemas-microsoft-com:vml" xmlns:wp14="http://schemas.microsoft.com/office/word/2010/wordprocessingDrawing" xmlns:wp="http://schemas.openxmlformats.org/drawingml/2006/wordprocessingDrawing" xmlns:w10="urn:schemas-microsoft-com:office:word" xmlns:w="http://schemas.openxmlformats.org/wordprocessingml/2006/main" xmlns:w14="http://schemas.microsoft.com/office/word/2010/wordml" xmlns:w15="http://schemas.microsoft.com/office/word/2012/wordml" xmlns:w16cex="http://schemas.microsoft.com/office/word/2018/wordml/cex" xmlns:w16cid="http://schemas.microsoft.com/office/word/2016/wordml/cid" xmlns:w16="http://schemas.microsoft.com/office/word/2018/wordml" xmlns:w16sdtdh="http://schemas.microsoft.com/office/word/2020/wordml/sdtdatahash" xmlns:w16se="http://schemas.microsoft.com/office/word/2015/wordml/symex" xmlns:wpg="http://schemas.microsoft.com/office/word/2010/wordprocessingGroup" xmlns:wpi="http://schemas.microsoft.com/office/word/2010/wordprocessingInk" xmlns:wne="http://schemas.microsoft.com/office/word/2006/wordml" xmlns:wps="http://schemas.microsoft.com/office/word/2010/wordprocessingShape" mc:Ignorable="w14 w15 w16se w16cid w16 w16cex w16sdtdh wp14">
+<w:numbering xmlns:wpc="http://schemas.microsoft.com/office/word/2010/wordprocessingCanvas" xmlns:cx="http://schemas.microsoft.com/office/drawing/2014/chartex" xmlns:cx1="http://schemas.microsoft.com/office/drawing/2015/9/8/chartex" xmlns:cx2="http://schemas.microsoft.com/office/drawing/2015/10/21/chartex" xmlns:cx3="http://schemas.microsoft.com/office/drawing/2016/5/9/chartex" xmlns:cx4="http://schemas.microsoft.com/office/drawing/2016/5/10/chartex" xmlns:cx5="http://schemas.microsoft.com/office/drawing/2016/5/11/chartex" xmlns:cx6="http://schemas.microsoft.com/office/drawing/2016/5/12/chartex" xmlns:cx7="http://schemas.microsoft.com/office/drawing/2016/5/13/chartex" xmlns:cx8="http://schemas.microsoft.com/office/drawing/2016/5/14/chartex" xmlns:mc="http://schemas.openxmlformats.org/markup-compatibility/2006" xmlns:aink="http://schemas.microsoft.com/office/drawing/2016/ink" xmlns:am3d="http://schemas.microsoft.com/office/drawing/2017/model3d" xmlns:o="urn:schemas-microsoft-com:office:office" xmlns:oel="http://schemas.microsoft.com/office/2019/extlst" xmlns:r="http://schemas.openxmlformats.org/officeDocument/2006/relationships" xmlns:m="http://schemas.openxmlformats.org/officeDocument/2006/math" xmlns:v="urn:schemas-microsoft-com:vml" xmlns:wp14="http://schemas.microsoft.com/office/word/2010/wordprocessingDrawing" xmlns:wp="http://schemas.openxmlformats.org/drawingml/2006/wordprocessingDrawing" xmlns:w10="urn:schemas-microsoft-com:office:word" xmlns:w="http://schemas.openxmlformats.org/wordprocessingml/2006/main" xmlns:w14="http://schemas.microsoft.com/office/word/2010/wordml" xmlns:w15="http://schemas.microsoft.com/office/word/2012/wordml" xmlns:w16cex="http://schemas.microsoft.com/office/word/2018/wordml/cex" xmlns:w16cid="http://schemas.microsoft.com/office/word/2016/wordml/cid" xmlns:w16="http://schemas.microsoft.com/office/word/2018/wordml" xmlns:w16du="http://schemas.microsoft.com/office/word/2023/wordml/word16du" xmlns:w16sdtdh="http://schemas.microsoft.com/office/word/2020/wordml/sdtdatahash" xmlns:w16sdtfl="http://schemas.microsoft.com/office/word/2024/wordml/sdtformatlock" xmlns:w16se="http://schemas.microsoft.com/office/word/2015/wordml/symex" xmlns:wpg="http://schemas.microsoft.com/office/word/2010/wordprocessingGroup" xmlns:wpi="http://schemas.microsoft.com/office/word/2010/wordprocessingInk" xmlns:wne="http://schemas.microsoft.com/office/word/2006/wordml" xmlns:wps="http://schemas.microsoft.com/office/word/2010/wordprocessingShape" mc:Ignorable="w14 w15 w16se w16cid w16 w16cex w16sdtdh w16sdtfl w16du wp14">
   <w:abstractNum w:abstractNumId="0" w15:restartNumberingAfterBreak="0">
     <w:nsid w:val="6EBEDDF1"/>
     <w:multiLevelType w:val="singleLevel"/>
@@ -883,7 +1032,7 @@
 </file>
 
 <file path=word/styles.xml><?xml version="1.0" encoding="utf-8"?>
-<w:styles xmlns:mc="http://schemas.openxmlformats.org/markup-compatibility/2006" xmlns:r="http://schemas.openxmlformats.org/officeDocument/2006/relationships" xmlns:w="http://schemas.openxmlformats.org/wordprocessingml/2006/main" xmlns:w14="http://schemas.microsoft.com/office/word/2010/wordml" xmlns:w15="http://schemas.microsoft.com/office/word/2012/wordml" xmlns:w16cex="http://schemas.microsoft.com/office/word/2018/wordml/cex" xmlns:w16cid="http://schemas.microsoft.com/office/word/2016/wordml/cid" xmlns:w16="http://schemas.microsoft.com/office/word/2018/wordml" xmlns:w16sdtdh="http://schemas.microsoft.com/office/word/2020/wordml/sdtdatahash" xmlns:w16se="http://schemas.microsoft.com/office/word/2015/wordml/symex" mc:Ignorable="w14 w15 w16se w16cid w16 w16cex w16sdtdh">
+<w:styles xmlns:mc="http://schemas.openxmlformats.org/markup-compatibility/2006" xmlns:r="http://schemas.openxmlformats.org/officeDocument/2006/relationships" xmlns:w="http://schemas.openxmlformats.org/wordprocessingml/2006/main" xmlns:w14="http://schemas.microsoft.com/office/word/2010/wordml" xmlns:w15="http://schemas.microsoft.com/office/word/2012/wordml" xmlns:w16cex="http://schemas.microsoft.com/office/word/2018/wordml/cex" xmlns:w16cid="http://schemas.microsoft.com/office/word/2016/wordml/cid" xmlns:w16="http://schemas.microsoft.com/office/word/2018/wordml" xmlns:w16du="http://schemas.microsoft.com/office/word/2023/wordml/word16du" xmlns:w16sdtdh="http://schemas.microsoft.com/office/word/2020/wordml/sdtdatahash" xmlns:w16sdtfl="http://schemas.microsoft.com/office/word/2024/wordml/sdtformatlock" xmlns:w16se="http://schemas.microsoft.com/office/word/2015/wordml/symex" mc:Ignorable="w14 w15 w16se w16cid w16 w16cex w16sdtdh w16sdtfl w16du">
   <w:docDefaults>
     <w:rPrDefault>
       <w:rPr>
@@ -1566,4 +1715,26 @@
   <a:objectDefaults/>
   <a:extraClrSchemeLst/>
 </a:theme>
+</file>
+
+<file path=word/webextensions/taskpanes.xml><?xml version="1.0" encoding="utf-8"?>
+<wetp:taskpanes xmlns:wetp="http://schemas.microsoft.com/office/webextensions/taskpanes/2010/11">
+  <wetp:taskpane dockstate="right" visibility="0" width="350" row="0">
+    <wetp:webextensionref xmlns:r="http://schemas.openxmlformats.org/officeDocument/2006/relationships" r:id="rId1"/>
+  </wetp:taskpane>
+</wetp:taskpanes>
+</file>
+
+<file path=word/webextensions/webextension1.xml><?xml version="1.0" encoding="utf-8"?>
+<we:webextension xmlns:we="http://schemas.microsoft.com/office/webextensions/webextension/2010/11" id="{ED991690-B5D3-084D-AFBD-8CBF5C00CF02}">
+  <we:reference id="wa200010453" version="1.0.0.1" store="en-US" storeType="OMEX"/>
+  <we:alternateReferences>
+    <we:reference id="wa200010453" version="1.0.0.1" store="en-US" storeType="OMEX"/>
+  </we:alternateReferences>
+  <we:properties>
+    <we:property name="claude.fileId" value="&quot;9dfb43a8-d3e3-4b25-aeb4-3519aad405b3&quot;"/>
+  </we:properties>
+  <we:bindings/>
+  <we:snapshot xmlns:r="http://schemas.openxmlformats.org/officeDocument/2006/relationships"/>
+</we:webextension>
 </file>
--- a/A题/设备检测.docx
+++ b/A题/设备检测.docx
@@ -440,7 +440,15 @@
           <w:szCs w:val="21"/>
           <w:lang w:bidi="ar"/>
         </w:rPr>
-        <w:t>进行1</w:t>
+        <w:t>进行</w:t>
+      </w:r>
+      <w:r>
+        <w:rPr>
+          <w:rFonts w:asciiTheme="minorEastAsia" w:eastAsiaTheme="minorEastAsia" w:hAnsiTheme="minorEastAsia" w:hint="eastAsia"/>
+          <w:szCs w:val="21"/>
+          <w:lang w:bidi="ar"/>
+        </w:rPr>
+        <w:t>0</w:t>
       </w:r>
       <w:r>
         <w:rPr>
@@ -777,7 +785,7 @@
         <w:ind w:left="840"/>
         <w:jc w:val="left"/>
         <w:rPr>
-          <w:rFonts w:asciiTheme="minorEastAsia" w:eastAsiaTheme="minorEastAsia" w:hAnsiTheme="minorEastAsia" w:hint="eastAsia"/>
+          <w:rFonts w:asciiTheme="minorEastAsia" w:eastAsiaTheme="minorEastAsia" w:hAnsiTheme="minorEastAsia"/>
           <w:szCs w:val="21"/>
         </w:rPr>
       </w:pPr>
@@ -954,7 +962,7 @@
         <w:spacing w:beforeLines="50" w:before="156" w:afterLines="50" w:after="156" w:line="276" w:lineRule="auto"/>
         <w:jc w:val="left"/>
         <w:rPr>
-          <w:rFonts w:asciiTheme="minorEastAsia" w:eastAsiaTheme="minorEastAsia" w:hAnsiTheme="minorEastAsia" w:hint="eastAsia"/>
+          <w:rFonts w:asciiTheme="minorEastAsia" w:eastAsiaTheme="minorEastAsia" w:hAnsiTheme="minorEastAsia"/>
           <w:szCs w:val="21"/>
         </w:rPr>
       </w:pPr>
